--- a/klagomål/A 56687-2025 FSC-klagomål.docx
+++ b/klagomål/A 56687-2025 FSC-klagomål.docx
@@ -794,7 +794,7 @@
     <w:r>
       <w:tab/>
       <w:tab/>
-      <w:t>2025-11-15</w:t>
+      <w:t>2025-11-20</w:t>
       <w:br/>
       <w:br/>
     </w:r>

--- a/klagomål/A 56687-2025 FSC-klagomål.docx
+++ b/klagomål/A 56687-2025 FSC-klagomål.docx
@@ -794,7 +794,7 @@
     <w:r>
       <w:tab/>
       <w:tab/>
-      <w:t>2025-11-20</w:t>
+      <w:t>2025-11-21</w:t>
       <w:br/>
       <w:br/>
     </w:r>

--- a/klagomål/A 56687-2025 FSC-klagomål.docx
+++ b/klagomål/A 56687-2025 FSC-klagomål.docx
@@ -794,7 +794,7 @@
     <w:r>
       <w:tab/>
       <w:tab/>
-      <w:t>2025-11-21</w:t>
+      <w:t>2025-11-22</w:t>
       <w:br/>
       <w:br/>
     </w:r>

--- a/klagomål/A 56687-2025 FSC-klagomål.docx
+++ b/klagomål/A 56687-2025 FSC-klagomål.docx
@@ -794,7 +794,7 @@
     <w:r>
       <w:tab/>
       <w:tab/>
-      <w:t>2025-11-22</w:t>
+      <w:t>2025-11-23</w:t>
       <w:br/>
       <w:br/>
     </w:r>

--- a/klagomål/A 56687-2025 FSC-klagomål.docx
+++ b/klagomål/A 56687-2025 FSC-klagomål.docx
@@ -191,7 +191,7 @@
     </w:p>
     <w:p>
       <w:r>
-        <w:t>I avverkningsanmälan har följande 1 naturvårdsarter hittats: dårgräsfjäril (NT, §4a). Av dessa är 1 rödlistade. För rödlistade arter har rödlistekategorin angivits inom parentes. För fridlysta arter anges även paragrafen i Artskyddsförordningen som arten är fridlyst enligt.</w:t>
+        <w:t>I avverkningsanmälan har följande 7 naturvårdsarter hittats: backtimjan (NT), dårgräsfjäril (NT, §4a), solvända (NT), blåmossa (S), skogsknipprot (S, §8), brudsporre (§8) och nattviol (§8). Av dessa är 3 rödlistade. För rödlistade arter har rödlistekategorin angivits inom parentes. Arter som är signalarter enligt Skogsstyrelsen har markerats med (S). För fridlysta arter anges även paragrafen i Artskyddsförordningen som arten är fridlyst enligt.</w:t>
       </w:r>
     </w:p>
     <w:p>
@@ -247,6 +247,17 @@
       </w:r>
     </w:p>
     <w:p>
+      <w:r>
+        <w:rPr>
+          <w:b/>
+        </w:rPr>
+        <w:t xml:space="preserve">Blåmossa </w:t>
+      </w:r>
+      <w:r>
+        <w:t>har karaktäristiska kuddar som är lätta att se på långt håll. Mycket stora kuddar, större än 0,5 meter i höjd, indikerar höga naturvärden där skogen har en lång period av orördhet oh stabila miljöförhållanden. Mossan växer under gynnsamma omständigheter cirka 1 centimeter per år och stora kuddar kan därför indirekt visa att lokalen varit lämplig under en lång tid (Nitare &amp; Skogsstyrelsen, 2019).</w:t>
+      </w:r>
+    </w:p>
+    <w:p>
       <w:pPr>
         <w:pStyle w:val="Heading1"/>
       </w:pPr>
@@ -256,7 +267,7 @@
     </w:p>
     <w:p>
       <w:r>
-        <w:t>Följande fridlysta arter har sina livsmiljöer och växtplatser i den avverkningsanmälda skogen: dårgräsfjäril (NT, §4a).</w:t>
+        <w:t>Följande fridlysta arter har sina livsmiljöer och växtplatser i den avverkningsanmälda skogen: dårgräsfjäril (NT, §4a), skogsknipprot (S, §8), brudsporre (§8) och nattviol (§8).</w:t>
       </w:r>
     </w:p>
     <w:p>
@@ -365,7 +376,7 @@
         <w:rPr>
           <w:i/>
         </w:rPr>
-        <w:t>I det avverkningsanmälda skogsområdet har 1 naturvårdsarter varav 1 rödlistade arter sina livsmiljöer och växtplatser.</w:t>
+        <w:t>I det avverkningsanmälda skogsområdet har 7 naturvårdsarter varav 3 rödlistade arter sina livsmiljöer och växtplatser.</w:t>
       </w:r>
     </w:p>
     <w:p>
@@ -794,7 +805,7 @@
     <w:r>
       <w:tab/>
       <w:tab/>
-      <w:t>2025-11-23</w:t>
+      <w:t>2025-11-24</w:t>
       <w:br/>
       <w:br/>
     </w:r>

--- a/klagomål/A 56687-2025 FSC-klagomål.docx
+++ b/klagomål/A 56687-2025 FSC-klagomål.docx
@@ -805,7 +805,7 @@
     <w:r>
       <w:tab/>
       <w:tab/>
-      <w:t>2025-11-24</w:t>
+      <w:t>2025-11-25</w:t>
       <w:br/>
       <w:br/>
     </w:r>

--- a/klagomål/A 56687-2025 FSC-klagomål.docx
+++ b/klagomål/A 56687-2025 FSC-klagomål.docx
@@ -805,7 +805,7 @@
     <w:r>
       <w:tab/>
       <w:tab/>
-      <w:t>2025-11-25</w:t>
+      <w:t>2025-11-26</w:t>
       <w:br/>
       <w:br/>
     </w:r>

--- a/klagomål/A 56687-2025 FSC-klagomål.docx
+++ b/klagomål/A 56687-2025 FSC-klagomål.docx
@@ -805,7 +805,7 @@
     <w:r>
       <w:tab/>
       <w:tab/>
-      <w:t>2025-11-26</w:t>
+      <w:t>2025-11-27</w:t>
       <w:br/>
       <w:br/>
     </w:r>

--- a/klagomål/A 56687-2025 FSC-klagomål.docx
+++ b/klagomål/A 56687-2025 FSC-klagomål.docx
@@ -805,7 +805,7 @@
     <w:r>
       <w:tab/>
       <w:tab/>
-      <w:t>2025-11-27</w:t>
+      <w:t>2025-11-28</w:t>
       <w:br/>
       <w:br/>
     </w:r>

--- a/klagomål/A 56687-2025 FSC-klagomål.docx
+++ b/klagomål/A 56687-2025 FSC-klagomål.docx
@@ -805,7 +805,7 @@
     <w:r>
       <w:tab/>
       <w:tab/>
-      <w:t>2025-11-28</w:t>
+      <w:t>2025-11-29</w:t>
       <w:br/>
       <w:br/>
     </w:r>

--- a/klagomål/A 56687-2025 FSC-klagomål.docx
+++ b/klagomål/A 56687-2025 FSC-klagomål.docx
@@ -805,7 +805,7 @@
     <w:r>
       <w:tab/>
       <w:tab/>
-      <w:t>2025-11-29</w:t>
+      <w:t>2025-11-30</w:t>
       <w:br/>
       <w:br/>
     </w:r>

--- a/klagomål/A 56687-2025 FSC-klagomål.docx
+++ b/klagomål/A 56687-2025 FSC-klagomål.docx
@@ -805,7 +805,7 @@
     <w:r>
       <w:tab/>
       <w:tab/>
-      <w:t>2025-11-30</w:t>
+      <w:t>2025-12-01</w:t>
       <w:br/>
       <w:br/>
     </w:r>

--- a/klagomål/A 56687-2025 FSC-klagomål.docx
+++ b/klagomål/A 56687-2025 FSC-klagomål.docx
@@ -805,7 +805,7 @@
     <w:r>
       <w:tab/>
       <w:tab/>
-      <w:t>2025-12-01</w:t>
+      <w:t>2025-12-02</w:t>
       <w:br/>
       <w:br/>
     </w:r>

--- a/klagomål/A 56687-2025 FSC-klagomål.docx
+++ b/klagomål/A 56687-2025 FSC-klagomål.docx
@@ -805,7 +805,7 @@
     <w:r>
       <w:tab/>
       <w:tab/>
-      <w:t>2025-12-02</w:t>
+      <w:t>2025-12-03</w:t>
       <w:br/>
       <w:br/>
     </w:r>

--- a/klagomål/A 56687-2025 FSC-klagomål.docx
+++ b/klagomål/A 56687-2025 FSC-klagomål.docx
@@ -805,7 +805,7 @@
     <w:r>
       <w:tab/>
       <w:tab/>
-      <w:t>2025-12-03</w:t>
+      <w:t>2025-12-04</w:t>
       <w:br/>
       <w:br/>
     </w:r>

--- a/klagomål/A 56687-2025 FSC-klagomål.docx
+++ b/klagomål/A 56687-2025 FSC-klagomål.docx
@@ -805,7 +805,7 @@
     <w:r>
       <w:tab/>
       <w:tab/>
-      <w:t>2025-12-04</w:t>
+      <w:t>2025-12-05</w:t>
       <w:br/>
       <w:br/>
     </w:r>

--- a/klagomål/A 56687-2025 FSC-klagomål.docx
+++ b/klagomål/A 56687-2025 FSC-klagomål.docx
@@ -805,7 +805,7 @@
     <w:r>
       <w:tab/>
       <w:tab/>
-      <w:t>2025-12-05</w:t>
+      <w:t>2025-12-06</w:t>
       <w:br/>
       <w:br/>
     </w:r>

--- a/klagomål/A 56687-2025 FSC-klagomål.docx
+++ b/klagomål/A 56687-2025 FSC-klagomål.docx
@@ -805,7 +805,7 @@
     <w:r>
       <w:tab/>
       <w:tab/>
-      <w:t>2025-12-06</w:t>
+      <w:t>2025-12-07</w:t>
       <w:br/>
       <w:br/>
     </w:r>

--- a/klagomål/A 56687-2025 FSC-klagomål.docx
+++ b/klagomål/A 56687-2025 FSC-klagomål.docx
@@ -805,7 +805,7 @@
     <w:r>
       <w:tab/>
       <w:tab/>
-      <w:t>2025-12-07</w:t>
+      <w:t>2025-12-08</w:t>
       <w:br/>
       <w:br/>
     </w:r>

--- a/klagomål/A 56687-2025 FSC-klagomål.docx
+++ b/klagomål/A 56687-2025 FSC-klagomål.docx
@@ -805,7 +805,7 @@
     <w:r>
       <w:tab/>
       <w:tab/>
-      <w:t>2025-12-08</w:t>
+      <w:t>2025-12-09</w:t>
       <w:br/>
       <w:br/>
     </w:r>

--- a/klagomål/A 56687-2025 FSC-klagomål.docx
+++ b/klagomål/A 56687-2025 FSC-klagomål.docx
@@ -805,7 +805,7 @@
     <w:r>
       <w:tab/>
       <w:tab/>
-      <w:t>2025-12-09</w:t>
+      <w:t>2025-12-10</w:t>
       <w:br/>
       <w:br/>
     </w:r>

--- a/klagomål/A 56687-2025 FSC-klagomål.docx
+++ b/klagomål/A 56687-2025 FSC-klagomål.docx
@@ -805,7 +805,7 @@
     <w:r>
       <w:tab/>
       <w:tab/>
-      <w:t>2025-12-10</w:t>
+      <w:t>2025-12-11</w:t>
       <w:br/>
       <w:br/>
     </w:r>

--- a/klagomål/A 56687-2025 FSC-klagomål.docx
+++ b/klagomål/A 56687-2025 FSC-klagomål.docx
@@ -805,7 +805,7 @@
     <w:r>
       <w:tab/>
       <w:tab/>
-      <w:t>2025-12-11</w:t>
+      <w:t>2025-12-12</w:t>
       <w:br/>
       <w:br/>
     </w:r>

--- a/klagomål/A 56687-2025 FSC-klagomål.docx
+++ b/klagomål/A 56687-2025 FSC-klagomål.docx
@@ -805,7 +805,7 @@
     <w:r>
       <w:tab/>
       <w:tab/>
-      <w:t>2025-12-12</w:t>
+      <w:t>2025-12-13</w:t>
       <w:br/>
       <w:br/>
     </w:r>

--- a/klagomål/A 56687-2025 FSC-klagomål.docx
+++ b/klagomål/A 56687-2025 FSC-klagomål.docx
@@ -805,7 +805,7 @@
     <w:r>
       <w:tab/>
       <w:tab/>
-      <w:t>2025-12-19</w:t>
+      <w:t>2025-12-20</w:t>
       <w:br/>
       <w:br/>
     </w:r>

--- a/klagomål/A 56687-2025 FSC-klagomål.docx
+++ b/klagomål/A 56687-2025 FSC-klagomål.docx
@@ -805,7 +805,7 @@
     <w:r>
       <w:tab/>
       <w:tab/>
-      <w:t>2025-12-20</w:t>
+      <w:t>2025-12-21</w:t>
       <w:br/>
       <w:br/>
     </w:r>

--- a/klagomål/A 56687-2025 FSC-klagomål.docx
+++ b/klagomål/A 56687-2025 FSC-klagomål.docx
@@ -805,7 +805,7 @@
     <w:r>
       <w:tab/>
       <w:tab/>
-      <w:t>2025-12-21</w:t>
+      <w:t>2025-12-22</w:t>
       <w:br/>
       <w:br/>
     </w:r>

--- a/klagomål/A 56687-2025 FSC-klagomål.docx
+++ b/klagomål/A 56687-2025 FSC-klagomål.docx
@@ -805,7 +805,7 @@
     <w:r>
       <w:tab/>
       <w:tab/>
-      <w:t>2025-12-22</w:t>
+      <w:t>2025-12-26</w:t>
       <w:br/>
       <w:br/>
     </w:r>

--- a/klagomål/A 56687-2025 FSC-klagomål.docx
+++ b/klagomål/A 56687-2025 FSC-klagomål.docx
@@ -805,7 +805,7 @@
     <w:r>
       <w:tab/>
       <w:tab/>
-      <w:t>2026-01-07</w:t>
+      <w:t>2026-01-08</w:t>
       <w:br/>
       <w:br/>
     </w:r>

--- a/klagomål/A 56687-2025 FSC-klagomål.docx
+++ b/klagomål/A 56687-2025 FSC-klagomål.docx
@@ -805,7 +805,7 @@
     <w:r>
       <w:tab/>
       <w:tab/>
-      <w:t>2026-01-08</w:t>
+      <w:t>2026-01-09</w:t>
       <w:br/>
       <w:br/>
     </w:r>

--- a/klagomål/A 56687-2025 FSC-klagomål.docx
+++ b/klagomål/A 56687-2025 FSC-klagomål.docx
@@ -805,7 +805,7 @@
     <w:r>
       <w:tab/>
       <w:tab/>
-      <w:t>2026-01-09</w:t>
+      <w:t>2026-01-10</w:t>
       <w:br/>
       <w:br/>
     </w:r>

--- a/klagomål/A 56687-2025 FSC-klagomål.docx
+++ b/klagomål/A 56687-2025 FSC-klagomål.docx
@@ -805,7 +805,7 @@
     <w:r>
       <w:tab/>
       <w:tab/>
-      <w:t>2026-01-10</w:t>
+      <w:t>2026-01-11</w:t>
       <w:br/>
       <w:br/>
     </w:r>

--- a/klagomål/A 56687-2025 FSC-klagomål.docx
+++ b/klagomål/A 56687-2025 FSC-klagomål.docx
@@ -805,7 +805,7 @@
     <w:r>
       <w:tab/>
       <w:tab/>
-      <w:t>2026-01-11</w:t>
+      <w:t>2026-01-12</w:t>
       <w:br/>
       <w:br/>
     </w:r>

--- a/klagomål/A 56687-2025 FSC-klagomål.docx
+++ b/klagomål/A 56687-2025 FSC-klagomål.docx
@@ -805,7 +805,7 @@
     <w:r>
       <w:tab/>
       <w:tab/>
-      <w:t>2026-01-12</w:t>
+      <w:t>2026-01-13</w:t>
       <w:br/>
       <w:br/>
     </w:r>

--- a/klagomål/A 56687-2025 FSC-klagomål.docx
+++ b/klagomål/A 56687-2025 FSC-klagomål.docx
@@ -805,7 +805,7 @@
     <w:r>
       <w:tab/>
       <w:tab/>
-      <w:t>2026-01-13</w:t>
+      <w:t>2026-01-14</w:t>
       <w:br/>
       <w:br/>
     </w:r>

--- a/klagomål/A 56687-2025 FSC-klagomål.docx
+++ b/klagomål/A 56687-2025 FSC-klagomål.docx
@@ -805,7 +805,7 @@
     <w:r>
       <w:tab/>
       <w:tab/>
-      <w:t>2026-01-14</w:t>
+      <w:t>2026-01-15</w:t>
       <w:br/>
       <w:br/>
     </w:r>

--- a/klagomål/A 56687-2025 FSC-klagomål.docx
+++ b/klagomål/A 56687-2025 FSC-klagomål.docx
@@ -805,7 +805,7 @@
     <w:r>
       <w:tab/>
       <w:tab/>
-      <w:t>2026-01-15</w:t>
+      <w:t>2026-01-16</w:t>
       <w:br/>
       <w:br/>
     </w:r>

--- a/klagomål/A 56687-2025 FSC-klagomål.docx
+++ b/klagomål/A 56687-2025 FSC-klagomål.docx
@@ -805,7 +805,7 @@
     <w:r>
       <w:tab/>
       <w:tab/>
-      <w:t>2026-01-16</w:t>
+      <w:t>2026-01-17</w:t>
       <w:br/>
       <w:br/>
     </w:r>

--- a/klagomål/A 56687-2025 FSC-klagomål.docx
+++ b/klagomål/A 56687-2025 FSC-klagomål.docx
@@ -805,7 +805,7 @@
     <w:r>
       <w:tab/>
       <w:tab/>
-      <w:t>2026-01-17</w:t>
+      <w:t>2026-01-18</w:t>
       <w:br/>
       <w:br/>
     </w:r>

--- a/klagomål/A 56687-2025 FSC-klagomål.docx
+++ b/klagomål/A 56687-2025 FSC-klagomål.docx
@@ -805,7 +805,7 @@
     <w:r>
       <w:tab/>
       <w:tab/>
-      <w:t>2026-01-18</w:t>
+      <w:t>2026-01-19</w:t>
       <w:br/>
       <w:br/>
     </w:r>

--- a/klagomål/A 56687-2025 FSC-klagomål.docx
+++ b/klagomål/A 56687-2025 FSC-klagomål.docx
@@ -805,7 +805,7 @@
     <w:r>
       <w:tab/>
       <w:tab/>
-      <w:t>2026-01-19</w:t>
+      <w:t>2026-01-20</w:t>
       <w:br/>
       <w:br/>
     </w:r>

--- a/klagomål/A 56687-2025 FSC-klagomål.docx
+++ b/klagomål/A 56687-2025 FSC-klagomål.docx
@@ -805,7 +805,7 @@
     <w:r>
       <w:tab/>
       <w:tab/>
-      <w:t>2026-01-20</w:t>
+      <w:t>2026-01-21</w:t>
       <w:br/>
       <w:br/>
     </w:r>

--- a/klagomål/A 56687-2025 FSC-klagomål.docx
+++ b/klagomål/A 56687-2025 FSC-klagomål.docx
@@ -805,7 +805,7 @@
     <w:r>
       <w:tab/>
       <w:tab/>
-      <w:t>2026-01-21</w:t>
+      <w:t>2026-01-23</w:t>
       <w:br/>
       <w:br/>
     </w:r>

--- a/klagomål/A 56687-2025 FSC-klagomål.docx
+++ b/klagomål/A 56687-2025 FSC-klagomål.docx
@@ -805,7 +805,7 @@
     <w:r>
       <w:tab/>
       <w:tab/>
-      <w:t>2026-01-23</w:t>
+      <w:t>2026-01-24</w:t>
       <w:br/>
       <w:br/>
     </w:r>

--- a/klagomål/A 56687-2025 FSC-klagomål.docx
+++ b/klagomål/A 56687-2025 FSC-klagomål.docx
@@ -805,7 +805,7 @@
     <w:r>
       <w:tab/>
       <w:tab/>
-      <w:t>2026-01-24</w:t>
+      <w:t>2026-01-25</w:t>
       <w:br/>
       <w:br/>
     </w:r>

--- a/klagomål/A 56687-2025 FSC-klagomål.docx
+++ b/klagomål/A 56687-2025 FSC-klagomål.docx
@@ -805,7 +805,7 @@
     <w:r>
       <w:tab/>
       <w:tab/>
-      <w:t>2026-01-25</w:t>
+      <w:t>2026-01-26</w:t>
       <w:br/>
       <w:br/>
     </w:r>

--- a/klagomål/A 56687-2025 FSC-klagomål.docx
+++ b/klagomål/A 56687-2025 FSC-klagomål.docx
@@ -805,7 +805,7 @@
     <w:r>
       <w:tab/>
       <w:tab/>
-      <w:t>2026-01-26</w:t>
+      <w:t>2026-01-27</w:t>
       <w:br/>
       <w:br/>
     </w:r>

--- a/klagomål/A 56687-2025 FSC-klagomål.docx
+++ b/klagomål/A 56687-2025 FSC-klagomål.docx
@@ -805,7 +805,7 @@
     <w:r>
       <w:tab/>
       <w:tab/>
-      <w:t>2026-01-27</w:t>
+      <w:t>2026-01-28</w:t>
       <w:br/>
       <w:br/>
     </w:r>

--- a/klagomål/A 56687-2025 FSC-klagomål.docx
+++ b/klagomål/A 56687-2025 FSC-klagomål.docx
@@ -112,7 +112,7 @@
         <w:pStyle w:val="ListBullet"/>
       </w:pPr>
       <w:r>
-        <w:t>Om ett ombud (tex Norra skog eller Mellanskog) avverkningsanmäler en skog med naturvärden motsvarande nyckelbiotops kvalité men markägaren inte är FSC certifierad, bör du skicka in ett FSC kontrollerat virke klagomål. Då ska klagomålet skickas till ombudsföretaget.</w:t>
+        <w:t>Om ett ombud (tex Norra skog eller Mellanskog) avverkningsanmäler en skog med naturvärden motsvarande nyckelbiotops kvalitet men markägaren inte är FSC certifierad, bör du skicka in ett FSC kontrollerat virke klagomål. Då ska klagomålet skickas till ombudsföretaget.</w:t>
       </w:r>
     </w:p>
     <w:p>
@@ -254,7 +254,25 @@
         <w:t xml:space="preserve">Blåmossa </w:t>
       </w:r>
       <w:r>
-        <w:t>har karaktäristiska kuddar som är lätta att se på långt håll. Mycket stora kuddar, större än 0,5 meter i höjd, indikerar höga naturvärden där skogen har en lång period av orördhet oh stabila miljöförhållanden. Mossan växer under gynnsamma omständigheter cirka 1 centimeter per år och stora kuddar kan därför indirekt visa att lokalen varit lämplig under en lång tid (Nitare &amp; Skogsstyrelsen, 2019).</w:t>
+        <w:t xml:space="preserve">har karaktäristiska kuddar som är lätta att se på långt håll. Mycket stora kuddar, större än 0,5 meter i höjd, indikerar höga naturvärden där skogen har en lång period av orördhet oh stabila miljöförhållanden. Mossan växer under gynnsamma omständigheter cirka 1 centimeter per år och stora kuddar kan därför indirekt visa att lokalen varit lämplig under en lång tid. Blåmossa är typisk art för </w:t>
+      </w:r>
+      <w:r>
+        <w:rPr>
+          <w:i/>
+        </w:rPr>
+        <w:t>9010 Taiga, 9080 Lövsumpskog</w:t>
+      </w:r>
+      <w:r>
+        <w:t xml:space="preserve"> och </w:t>
+      </w:r>
+      <w:r>
+        <w:rPr>
+          <w:i/>
+        </w:rPr>
+        <w:t>9750 Svämlövskog</w:t>
+      </w:r>
+      <w:r>
+        <w:t xml:space="preserve"> (SLU Artdatabanken, 2025; Nitare &amp; Skogsstyrelsen, 2019).</w:t>
       </w:r>
     </w:p>
     <w:p>
@@ -279,6 +297,26 @@
       </w:r>
       <w:r>
         <w:t xml:space="preserve"> är rödlistad som nära hotad, fridlyst enligt 4a§ artskyddsförordningen och omfattas av bilaga 4 EU:s art- och habitatdirektiv vilket innebär ett strikt skydd där hela livsmiljön ska bevaras. Sedan 2005 omfattas dårgräsfjärilen av ett åtgärdsprogram för hotade arter (SLU Artdatabanken, 2024; Bergman, 2005). Hanar av dårgräsfjärilen ses ofta patrullera längs med bryn och vägar medan ägg-, larv- och puppstadier sker i bryn och i mindre gläntor inne i skogen. Speciellt äggen är uttorkningskänsliga och arten överlever inte kalavverkning (SLU Artdatabanken, 2024).</w:t>
+      </w:r>
+    </w:p>
+    <w:p>
+      <w:r>
+        <w:rPr>
+          <w:b/>
+        </w:rPr>
+        <w:t>Skogsknipprot (§8)</w:t>
+      </w:r>
+      <w:r>
+        <w:t xml:space="preserve"> är fridlyst enligt 8§ artskyddsförordningen och typisk art för </w:t>
+      </w:r>
+      <w:r>
+        <w:rPr>
+          <w:i/>
+        </w:rPr>
+        <w:t>9050 Näringsrik granskog</w:t>
+      </w:r>
+      <w:r>
+        <w:t xml:space="preserve"> (SLU Artdatabanken, 2025).</w:t>
       </w:r>
     </w:p>
     <w:p>
@@ -805,7 +843,7 @@
     <w:r>
       <w:tab/>
       <w:tab/>
-      <w:t>2026-01-28</w:t>
+      <w:t>2026-01-29</w:t>
       <w:br/>
       <w:br/>
     </w:r>

--- a/klagomål/A 56687-2025 FSC-klagomål.docx
+++ b/klagomål/A 56687-2025 FSC-klagomål.docx
@@ -843,7 +843,7 @@
     <w:r>
       <w:tab/>
       <w:tab/>
-      <w:t>2026-01-29</w:t>
+      <w:t>2026-01-30</w:t>
       <w:br/>
       <w:br/>
     </w:r>

--- a/klagomål/A 56687-2025 FSC-klagomål.docx
+++ b/klagomål/A 56687-2025 FSC-klagomål.docx
@@ -843,7 +843,7 @@
     <w:r>
       <w:tab/>
       <w:tab/>
-      <w:t>2026-01-30</w:t>
+      <w:t>2026-01-31</w:t>
       <w:br/>
       <w:br/>
     </w:r>

--- a/klagomål/A 56687-2025 FSC-klagomål.docx
+++ b/klagomål/A 56687-2025 FSC-klagomål.docx
@@ -843,7 +843,7 @@
     <w:r>
       <w:tab/>
       <w:tab/>
-      <w:t>2026-03-01</w:t>
+      <w:t>2026-03-02</w:t>
       <w:br/>
       <w:br/>
     </w:r>

--- a/klagomål/A 56687-2025 FSC-klagomål.docx
+++ b/klagomål/A 56687-2025 FSC-klagomål.docx
@@ -843,7 +843,7 @@
     <w:r>
       <w:tab/>
       <w:tab/>
-      <w:t>2026-03-02</w:t>
+      <w:t>2026-03-03</w:t>
       <w:br/>
       <w:br/>
     </w:r>

--- a/klagomål/A 56687-2025 FSC-klagomål.docx
+++ b/klagomål/A 56687-2025 FSC-klagomål.docx
@@ -843,7 +843,7 @@
     <w:r>
       <w:tab/>
       <w:tab/>
-      <w:t>2026-03-03</w:t>
+      <w:t>2026-03-04</w:t>
       <w:br/>
       <w:br/>
     </w:r>

--- a/klagomål/A 56687-2025 FSC-klagomål.docx
+++ b/klagomål/A 56687-2025 FSC-klagomål.docx
@@ -843,7 +843,7 @@
     <w:r>
       <w:tab/>
       <w:tab/>
-      <w:t>2026-03-04</w:t>
+      <w:t>2026-03-05</w:t>
       <w:br/>
       <w:br/>
     </w:r>

--- a/klagomål/A 56687-2025 FSC-klagomål.docx
+++ b/klagomål/A 56687-2025 FSC-klagomål.docx
@@ -843,7 +843,7 @@
     <w:r>
       <w:tab/>
       <w:tab/>
-      <w:t>2026-03-05</w:t>
+      <w:t>2026-03-06</w:t>
       <w:br/>
       <w:br/>
     </w:r>

--- a/klagomål/A 56687-2025 FSC-klagomål.docx
+++ b/klagomål/A 56687-2025 FSC-klagomål.docx
@@ -843,7 +843,7 @@
     <w:r>
       <w:tab/>
       <w:tab/>
-      <w:t>2026-03-06</w:t>
+      <w:t>2026-03-07</w:t>
       <w:br/>
       <w:br/>
     </w:r>

--- a/klagomål/A 56687-2025 FSC-klagomål.docx
+++ b/klagomål/A 56687-2025 FSC-klagomål.docx
@@ -843,7 +843,7 @@
     <w:r>
       <w:tab/>
       <w:tab/>
-      <w:t>2026-03-07</w:t>
+      <w:t>2026-03-08</w:t>
       <w:br/>
       <w:br/>
     </w:r>

--- a/klagomål/A 56687-2025 FSC-klagomål.docx
+++ b/klagomål/A 56687-2025 FSC-klagomål.docx
@@ -843,7 +843,7 @@
     <w:r>
       <w:tab/>
       <w:tab/>
-      <w:t>2026-03-08</w:t>
+      <w:t>2026-03-09</w:t>
       <w:br/>
       <w:br/>
     </w:r>

--- a/klagomål/A 56687-2025 FSC-klagomål.docx
+++ b/klagomål/A 56687-2025 FSC-klagomål.docx
@@ -843,7 +843,7 @@
     <w:r>
       <w:tab/>
       <w:tab/>
-      <w:t>2026-03-09</w:t>
+      <w:t>2026-03-10</w:t>
       <w:br/>
       <w:br/>
     </w:r>

--- a/klagomål/A 56687-2025 FSC-klagomål.docx
+++ b/klagomål/A 56687-2025 FSC-klagomål.docx
@@ -843,7 +843,7 @@
     <w:r>
       <w:tab/>
       <w:tab/>
-      <w:t>2026-03-10</w:t>
+      <w:t>2026-03-11</w:t>
       <w:br/>
       <w:br/>
     </w:r>

--- a/klagomål/A 56687-2025 FSC-klagomål.docx
+++ b/klagomål/A 56687-2025 FSC-klagomål.docx
@@ -843,7 +843,7 @@
     <w:r>
       <w:tab/>
       <w:tab/>
-      <w:t>2026-03-11</w:t>
+      <w:t>2026-03-12</w:t>
       <w:br/>
       <w:br/>
     </w:r>

--- a/klagomål/A 56687-2025 FSC-klagomål.docx
+++ b/klagomål/A 56687-2025 FSC-klagomål.docx
@@ -843,7 +843,7 @@
     <w:r>
       <w:tab/>
       <w:tab/>
-      <w:t>2026-03-12</w:t>
+      <w:t>2026-03-13</w:t>
       <w:br/>
       <w:br/>
     </w:r>

--- a/klagomål/A 56687-2025 FSC-klagomål.docx
+++ b/klagomål/A 56687-2025 FSC-klagomål.docx
@@ -843,7 +843,7 @@
     <w:r>
       <w:tab/>
       <w:tab/>
-      <w:t>2026-03-13</w:t>
+      <w:t>2026-03-16</w:t>
       <w:br/>
       <w:br/>
     </w:r>

--- a/klagomål/A 56687-2025 FSC-klagomål.docx
+++ b/klagomål/A 56687-2025 FSC-klagomål.docx
@@ -843,7 +843,7 @@
     <w:r>
       <w:tab/>
       <w:tab/>
-      <w:t>2026-03-16</w:t>
+      <w:t>2026-03-17</w:t>
       <w:br/>
       <w:br/>
     </w:r>

--- a/klagomål/A 56687-2025 FSC-klagomål.docx
+++ b/klagomål/A 56687-2025 FSC-klagomål.docx
@@ -843,7 +843,7 @@
     <w:r>
       <w:tab/>
       <w:tab/>
-      <w:t>2026-03-17</w:t>
+      <w:t>2026-03-18</w:t>
       <w:br/>
       <w:br/>
     </w:r>

--- a/klagomål/A 56687-2025 FSC-klagomål.docx
+++ b/klagomål/A 56687-2025 FSC-klagomål.docx
@@ -843,7 +843,7 @@
     <w:r>
       <w:tab/>
       <w:tab/>
-      <w:t>2026-03-18</w:t>
+      <w:t>2026-03-19</w:t>
       <w:br/>
       <w:br/>
     </w:r>

--- a/klagomål/A 56687-2025 FSC-klagomål.docx
+++ b/klagomål/A 56687-2025 FSC-klagomål.docx
@@ -843,7 +843,7 @@
     <w:r>
       <w:tab/>
       <w:tab/>
-      <w:t>2026-03-19</w:t>
+      <w:t>2026-03-20</w:t>
       <w:br/>
       <w:br/>
     </w:r>

--- a/klagomål/A 56687-2025 FSC-klagomål.docx
+++ b/klagomål/A 56687-2025 FSC-klagomål.docx
@@ -843,7 +843,7 @@
     <w:r>
       <w:tab/>
       <w:tab/>
-      <w:t>2026-03-20</w:t>
+      <w:t>2026-03-21</w:t>
       <w:br/>
       <w:br/>
     </w:r>

--- a/klagomål/A 56687-2025 FSC-klagomål.docx
+++ b/klagomål/A 56687-2025 FSC-klagomål.docx
@@ -843,7 +843,7 @@
     <w:r>
       <w:tab/>
       <w:tab/>
-      <w:t>2026-03-21</w:t>
+      <w:t>2026-03-22</w:t>
       <w:br/>
       <w:br/>
     </w:r>

--- a/klagomål/A 56687-2025 FSC-klagomål.docx
+++ b/klagomål/A 56687-2025 FSC-klagomål.docx
@@ -843,7 +843,7 @@
     <w:r>
       <w:tab/>
       <w:tab/>
-      <w:t>2026-03-22</w:t>
+      <w:t>2026-03-23</w:t>
       <w:br/>
       <w:br/>
     </w:r>

--- a/klagomål/A 56687-2025 FSC-klagomål.docx
+++ b/klagomål/A 56687-2025 FSC-klagomål.docx
@@ -843,7 +843,7 @@
     <w:r>
       <w:tab/>
       <w:tab/>
-      <w:t>2026-03-23</w:t>
+      <w:t>2026-03-24</w:t>
       <w:br/>
       <w:br/>
     </w:r>

--- a/klagomål/A 56687-2025 FSC-klagomål.docx
+++ b/klagomål/A 56687-2025 FSC-klagomål.docx
@@ -843,7 +843,7 @@
     <w:r>
       <w:tab/>
       <w:tab/>
-      <w:t>2026-03-24</w:t>
+      <w:t>2026-03-25</w:t>
       <w:br/>
       <w:br/>
     </w:r>

--- a/klagomål/A 56687-2025 FSC-klagomål.docx
+++ b/klagomål/A 56687-2025 FSC-klagomål.docx
@@ -843,7 +843,7 @@
     <w:r>
       <w:tab/>
       <w:tab/>
-      <w:t>2026-03-25</w:t>
+      <w:t>2026-03-26</w:t>
       <w:br/>
       <w:br/>
     </w:r>

--- a/klagomål/A 56687-2025 FSC-klagomål.docx
+++ b/klagomål/A 56687-2025 FSC-klagomål.docx
@@ -843,7 +843,7 @@
     <w:r>
       <w:tab/>
       <w:tab/>
-      <w:t>2026-03-26</w:t>
+      <w:t>2026-03-27</w:t>
       <w:br/>
       <w:br/>
     </w:r>

--- a/klagomål/A 56687-2025 FSC-klagomål.docx
+++ b/klagomål/A 56687-2025 FSC-klagomål.docx
@@ -843,7 +843,7 @@
     <w:r>
       <w:tab/>
       <w:tab/>
-      <w:t>2026-03-27</w:t>
+      <w:t>2026-03-28</w:t>
       <w:br/>
       <w:br/>
     </w:r>

--- a/klagomål/A 56687-2025 FSC-klagomål.docx
+++ b/klagomål/A 56687-2025 FSC-klagomål.docx
@@ -843,7 +843,7 @@
     <w:r>
       <w:tab/>
       <w:tab/>
-      <w:t>2026-03-28</w:t>
+      <w:t>2026-03-29</w:t>
       <w:br/>
       <w:br/>
     </w:r>

--- a/klagomål/A 56687-2025 FSC-klagomål.docx
+++ b/klagomål/A 56687-2025 FSC-klagomål.docx
@@ -843,7 +843,7 @@
     <w:r>
       <w:tab/>
       <w:tab/>
-      <w:t>2026-03-29</w:t>
+      <w:t>2026-03-30</w:t>
       <w:br/>
       <w:br/>
     </w:r>

--- a/klagomål/A 56687-2025 FSC-klagomål.docx
+++ b/klagomål/A 56687-2025 FSC-klagomål.docx
@@ -843,7 +843,7 @@
     <w:r>
       <w:tab/>
       <w:tab/>
-      <w:t>2026-03-30</w:t>
+      <w:t>2026-03-31</w:t>
       <w:br/>
       <w:br/>
     </w:r>

--- a/klagomål/A 56687-2025 FSC-klagomål.docx
+++ b/klagomål/A 56687-2025 FSC-klagomål.docx
@@ -843,7 +843,7 @@
     <w:r>
       <w:tab/>
       <w:tab/>
-      <w:t>2026-03-31</w:t>
+      <w:t>2026-04-01</w:t>
       <w:br/>
       <w:br/>
     </w:r>

--- a/klagomål/A 56687-2025 FSC-klagomål.docx
+++ b/klagomål/A 56687-2025 FSC-klagomål.docx
@@ -843,7 +843,7 @@
     <w:r>
       <w:tab/>
       <w:tab/>
-      <w:t>2026-04-01</w:t>
+      <w:t>2026-04-02</w:t>
       <w:br/>
       <w:br/>
     </w:r>

--- a/klagomål/A 56687-2025 FSC-klagomål.docx
+++ b/klagomål/A 56687-2025 FSC-klagomål.docx
@@ -843,7 +843,7 @@
     <w:r>
       <w:tab/>
       <w:tab/>
-      <w:t>2026-04-02</w:t>
+      <w:t>2026-04-03</w:t>
       <w:br/>
       <w:br/>
     </w:r>

--- a/klagomål/A 56687-2025 FSC-klagomål.docx
+++ b/klagomål/A 56687-2025 FSC-klagomål.docx
@@ -843,7 +843,7 @@
     <w:r>
       <w:tab/>
       <w:tab/>
-      <w:t>2026-04-03</w:t>
+      <w:t>2026-04-04</w:t>
       <w:br/>
       <w:br/>
     </w:r>

--- a/klagomål/A 56687-2025 FSC-klagomål.docx
+++ b/klagomål/A 56687-2025 FSC-klagomål.docx
@@ -843,7 +843,7 @@
     <w:r>
       <w:tab/>
       <w:tab/>
-      <w:t>2026-04-14</w:t>
+      <w:t>2026-04-15</w:t>
       <w:br/>
       <w:br/>
     </w:r>

--- a/klagomål/A 56687-2025 FSC-klagomål.docx
+++ b/klagomål/A 56687-2025 FSC-klagomål.docx
@@ -843,7 +843,7 @@
     <w:r>
       <w:tab/>
       <w:tab/>
-      <w:t>2026-04-15</w:t>
+      <w:t>2026-04-16</w:t>
       <w:br/>
       <w:br/>
     </w:r>

--- a/klagomål/A 56687-2025 FSC-klagomål.docx
+++ b/klagomål/A 56687-2025 FSC-klagomål.docx
@@ -843,7 +843,7 @@
     <w:r>
       <w:tab/>
       <w:tab/>
-      <w:t>2026-04-16</w:t>
+      <w:t>2026-04-17</w:t>
       <w:br/>
       <w:br/>
     </w:r>

--- a/klagomål/A 56687-2025 FSC-klagomål.docx
+++ b/klagomål/A 56687-2025 FSC-klagomål.docx
@@ -843,7 +843,7 @@
     <w:r>
       <w:tab/>
       <w:tab/>
-      <w:t>2026-04-17</w:t>
+      <w:t>2026-04-18</w:t>
       <w:br/>
       <w:br/>
     </w:r>

--- a/klagomål/A 56687-2025 FSC-klagomål.docx
+++ b/klagomål/A 56687-2025 FSC-klagomål.docx
@@ -843,7 +843,7 @@
     <w:r>
       <w:tab/>
       <w:tab/>
-      <w:t>2026-04-18</w:t>
+      <w:t>2026-04-19</w:t>
       <w:br/>
       <w:br/>
     </w:r>

--- a/klagomål/A 56687-2025 FSC-klagomål.docx
+++ b/klagomål/A 56687-2025 FSC-klagomål.docx
@@ -843,7 +843,7 @@
     <w:r>
       <w:tab/>
       <w:tab/>
-      <w:t>2026-04-19</w:t>
+      <w:t>2026-04-20</w:t>
       <w:br/>
       <w:br/>
     </w:r>

--- a/klagomål/A 56687-2025 FSC-klagomål.docx
+++ b/klagomål/A 56687-2025 FSC-klagomål.docx
@@ -843,7 +843,7 @@
     <w:r>
       <w:tab/>
       <w:tab/>
-      <w:t>2026-04-20</w:t>
+      <w:t>2026-04-21</w:t>
       <w:br/>
       <w:br/>
     </w:r>

--- a/klagomål/A 56687-2025 FSC-klagomål.docx
+++ b/klagomål/A 56687-2025 FSC-klagomål.docx
@@ -843,7 +843,7 @@
     <w:r>
       <w:tab/>
       <w:tab/>
-      <w:t>2026-04-21</w:t>
+      <w:t>2026-04-22</w:t>
       <w:br/>
       <w:br/>
     </w:r>

--- a/klagomål/A 56687-2025 FSC-klagomål.docx
+++ b/klagomål/A 56687-2025 FSC-klagomål.docx
@@ -843,7 +843,7 @@
     <w:r>
       <w:tab/>
       <w:tab/>
-      <w:t>2026-04-22</w:t>
+      <w:t>2026-04-23</w:t>
       <w:br/>
       <w:br/>
     </w:r>

--- a/klagomål/A 56687-2025 FSC-klagomål.docx
+++ b/klagomål/A 56687-2025 FSC-klagomål.docx
@@ -843,7 +843,7 @@
     <w:r>
       <w:tab/>
       <w:tab/>
-      <w:t>2026-04-23</w:t>
+      <w:t>2026-04-24</w:t>
       <w:br/>
       <w:br/>
     </w:r>

--- a/klagomål/A 56687-2025 FSC-klagomål.docx
+++ b/klagomål/A 56687-2025 FSC-klagomål.docx
@@ -843,7 +843,7 @@
     <w:r>
       <w:tab/>
       <w:tab/>
-      <w:t>2026-04-24</w:t>
+      <w:t>2026-04-25</w:t>
       <w:br/>
       <w:br/>
     </w:r>

--- a/klagomål/A 56687-2025 FSC-klagomål.docx
+++ b/klagomål/A 56687-2025 FSC-klagomål.docx
@@ -843,7 +843,7 @@
     <w:r>
       <w:tab/>
       <w:tab/>
-      <w:t>2026-04-25</w:t>
+      <w:t>2026-04-26</w:t>
       <w:br/>
       <w:br/>
     </w:r>

--- a/klagomål/A 56687-2025 FSC-klagomål.docx
+++ b/klagomål/A 56687-2025 FSC-klagomål.docx
@@ -843,7 +843,7 @@
     <w:r>
       <w:tab/>
       <w:tab/>
-      <w:t>2026-04-26</w:t>
+      <w:t>2026-04-27</w:t>
       <w:br/>
       <w:br/>
     </w:r>

--- a/klagomål/A 56687-2025 FSC-klagomål.docx
+++ b/klagomål/A 56687-2025 FSC-klagomål.docx
@@ -843,7 +843,7 @@
     <w:r>
       <w:tab/>
       <w:tab/>
-      <w:t>2026-04-27</w:t>
+      <w:t>2026-04-28</w:t>
       <w:br/>
       <w:br/>
     </w:r>

--- a/klagomål/A 56687-2025 FSC-klagomål.docx
+++ b/klagomål/A 56687-2025 FSC-klagomål.docx
@@ -843,7 +843,7 @@
     <w:r>
       <w:tab/>
       <w:tab/>
-      <w:t>2026-04-28</w:t>
+      <w:t>2026-04-29</w:t>
       <w:br/>
       <w:br/>
     </w:r>

--- a/klagomål/A 56687-2025 FSC-klagomål.docx
+++ b/klagomål/A 56687-2025 FSC-klagomål.docx
@@ -843,7 +843,7 @@
     <w:r>
       <w:tab/>
       <w:tab/>
-      <w:t>2026-04-29</w:t>
+      <w:t>2026-04-30</w:t>
       <w:br/>
       <w:br/>
     </w:r>

--- a/klagomål/A 56687-2025 FSC-klagomål.docx
+++ b/klagomål/A 56687-2025 FSC-klagomål.docx
@@ -843,7 +843,7 @@
     <w:r>
       <w:tab/>
       <w:tab/>
-      <w:t>2026-04-30</w:t>
+      <w:t>2026-05-01</w:t>
       <w:br/>
       <w:br/>
     </w:r>

--- a/klagomål/A 56687-2025 FSC-klagomål.docx
+++ b/klagomål/A 56687-2025 FSC-klagomål.docx
@@ -843,7 +843,7 @@
     <w:r>
       <w:tab/>
       <w:tab/>
-      <w:t>2026-05-01</w:t>
+      <w:t>2026-05-02</w:t>
       <w:br/>
       <w:br/>
     </w:r>

--- a/klagomål/A 56687-2025 FSC-klagomål.docx
+++ b/klagomål/A 56687-2025 FSC-klagomål.docx
@@ -843,7 +843,7 @@
     <w:r>
       <w:tab/>
       <w:tab/>
-      <w:t>2026-05-16</w:t>
+      <w:t>2026-05-17</w:t>
       <w:br/>
       <w:br/>
     </w:r>

--- a/klagomål/A 56687-2025 FSC-klagomål.docx
+++ b/klagomål/A 56687-2025 FSC-klagomål.docx
@@ -843,7 +843,7 @@
     <w:r>
       <w:tab/>
       <w:tab/>
-      <w:t>2026-05-17</w:t>
+      <w:t>2026-05-18</w:t>
       <w:br/>
       <w:br/>
     </w:r>

--- a/klagomål/A 56687-2025 FSC-klagomål.docx
+++ b/klagomål/A 56687-2025 FSC-klagomål.docx
@@ -843,7 +843,7 @@
     <w:r>
       <w:tab/>
       <w:tab/>
-      <w:t>2026-05-18</w:t>
+      <w:t>2026-05-19</w:t>
       <w:br/>
       <w:br/>
     </w:r>

--- a/klagomål/A 56687-2025 FSC-klagomål.docx
+++ b/klagomål/A 56687-2025 FSC-klagomål.docx
@@ -843,7 +843,7 @@
     <w:r>
       <w:tab/>
       <w:tab/>
-      <w:t>2026-05-19</w:t>
+      <w:t>2026-05-20</w:t>
       <w:br/>
       <w:br/>
     </w:r>

--- a/klagomål/A 56687-2025 FSC-klagomål.docx
+++ b/klagomål/A 56687-2025 FSC-klagomål.docx
@@ -843,7 +843,7 @@
     <w:r>
       <w:tab/>
       <w:tab/>
-      <w:t>2026-05-20</w:t>
+      <w:t>2026-05-21</w:t>
       <w:br/>
       <w:br/>
     </w:r>

--- a/klagomål/A 56687-2025 FSC-klagomål.docx
+++ b/klagomål/A 56687-2025 FSC-klagomål.docx
@@ -843,7 +843,7 @@
     <w:r>
       <w:tab/>
       <w:tab/>
-      <w:t>2026-05-21</w:t>
+      <w:t>2026-05-22</w:t>
       <w:br/>
       <w:br/>
     </w:r>

--- a/klagomål/A 56687-2025 FSC-klagomål.docx
+++ b/klagomål/A 56687-2025 FSC-klagomål.docx
@@ -843,7 +843,7 @@
     <w:r>
       <w:tab/>
       <w:tab/>
-      <w:t>2026-05-22</w:t>
+      <w:t>2026-05-23</w:t>
       <w:br/>
       <w:br/>
     </w:r>

--- a/klagomål/A 56687-2025 FSC-klagomål.docx
+++ b/klagomål/A 56687-2025 FSC-klagomål.docx
@@ -843,7 +843,7 @@
     <w:r>
       <w:tab/>
       <w:tab/>
-      <w:t>2026-05-23</w:t>
+      <w:t>2026-05-24</w:t>
       <w:br/>
       <w:br/>
     </w:r>

--- a/klagomål/A 56687-2025 FSC-klagomål.docx
+++ b/klagomål/A 56687-2025 FSC-klagomål.docx
@@ -843,7 +843,7 @@
     <w:r>
       <w:tab/>
       <w:tab/>
-      <w:t>2026-05-24</w:t>
+      <w:t>2026-05-25</w:t>
       <w:br/>
       <w:br/>
     </w:r>

--- a/klagomål/A 56687-2025 FSC-klagomål.docx
+++ b/klagomål/A 56687-2025 FSC-klagomål.docx
@@ -843,7 +843,7 @@
     <w:r>
       <w:tab/>
       <w:tab/>
-      <w:t>2026-05-25</w:t>
+      <w:t>2026-05-26</w:t>
       <w:br/>
       <w:br/>
     </w:r>

--- a/klagomål/A 56687-2025 FSC-klagomål.docx
+++ b/klagomål/A 56687-2025 FSC-klagomål.docx
@@ -843,7 +843,7 @@
     <w:r>
       <w:tab/>
       <w:tab/>
-      <w:t>2026-05-26</w:t>
+      <w:t>2026-05-27</w:t>
       <w:br/>
       <w:br/>
     </w:r>

--- a/klagomål/A 56687-2025 FSC-klagomål.docx
+++ b/klagomål/A 56687-2025 FSC-klagomål.docx
@@ -843,7 +843,7 @@
     <w:r>
       <w:tab/>
       <w:tab/>
-      <w:t>2026-05-27</w:t>
+      <w:t>2026-05-28</w:t>
       <w:br/>
       <w:br/>
     </w:r>

--- a/klagomål/A 56687-2025 FSC-klagomål.docx
+++ b/klagomål/A 56687-2025 FSC-klagomål.docx
@@ -843,7 +843,7 @@
     <w:r>
       <w:tab/>
       <w:tab/>
-      <w:t>2026-05-28</w:t>
+      <w:t>2026-05-29</w:t>
       <w:br/>
       <w:br/>
     </w:r>

--- a/klagomål/A 56687-2025 FSC-klagomål.docx
+++ b/klagomål/A 56687-2025 FSC-klagomål.docx
@@ -843,7 +843,7 @@
     <w:r>
       <w:tab/>
       <w:tab/>
-      <w:t>2026-05-29</w:t>
+      <w:t>2026-05-30</w:t>
       <w:br/>
       <w:br/>
     </w:r>

--- a/klagomål/A 56687-2025 FSC-klagomål.docx
+++ b/klagomål/A 56687-2025 FSC-klagomål.docx
@@ -843,7 +843,7 @@
     <w:r>
       <w:tab/>
       <w:tab/>
-      <w:t>2026-05-30</w:t>
+      <w:t>2026-05-31</w:t>
       <w:br/>
       <w:br/>
     </w:r>

--- a/klagomål/A 56687-2025 FSC-klagomål.docx
+++ b/klagomål/A 56687-2025 FSC-klagomål.docx
@@ -843,7 +843,7 @@
     <w:r>
       <w:tab/>
       <w:tab/>
-      <w:t>2026-05-31</w:t>
+      <w:t>2026-06-01</w:t>
       <w:br/>
       <w:br/>
     </w:r>

--- a/klagomål/A 56687-2025 FSC-klagomål.docx
+++ b/klagomål/A 56687-2025 FSC-klagomål.docx
@@ -843,7 +843,7 @@
     <w:r>
       <w:tab/>
       <w:tab/>
-      <w:t>2026-06-01</w:t>
+      <w:t>2026-06-02</w:t>
       <w:br/>
       <w:br/>
     </w:r>

--- a/klagomål/A 56687-2025 FSC-klagomål.docx
+++ b/klagomål/A 56687-2025 FSC-klagomål.docx
@@ -843,7 +843,7 @@
     <w:r>
       <w:tab/>
       <w:tab/>
-      <w:t>2026-06-02</w:t>
+      <w:t>2026-06-03</w:t>
       <w:br/>
       <w:br/>
     </w:r>

--- a/klagomål/A 56687-2025 FSC-klagomål.docx
+++ b/klagomål/A 56687-2025 FSC-klagomål.docx
@@ -843,7 +843,7 @@
     <w:r>
       <w:tab/>
       <w:tab/>
-      <w:t>2026-06-03</w:t>
+      <w:t>2026-06-04</w:t>
       <w:br/>
       <w:br/>
     </w:r>
